--- a/pr-preview/pr-360/estimation-handout.docx
+++ b/pr-preview/pr-360/estimation-handout.docx
@@ -15,7 +15,7 @@
         <w:pStyle w:val="Date"/>
       </w:pPr>
       <w:r>
-        <w:t xml:space="preserve">Last modified: 2026-10-19 01:07:13 (PDT)</w:t>
+        <w:t xml:space="preserve">Last modified: 2026-10-19 01:43:36 (PDT)</w:t>
       </w:r>
     </w:p>
     <w:bookmarkStart w:id="14" w:name="scientific-models"/>

--- a/pr-preview/pr-360/estimation-handout.docx
+++ b/pr-preview/pr-360/estimation-handout.docx
@@ -15,7 +15,7 @@
         <w:pStyle w:val="Date"/>
       </w:pPr>
       <w:r>
-        <w:t xml:space="preserve">Last modified: 2026-10-19 01:43:36 (PDT)</w:t>
+        <w:t xml:space="preserve">Last modified: 2026-10-19 02:23:14 (PDT)</w:t>
       </w:r>
     </w:p>
     <w:bookmarkStart w:id="14" w:name="scientific-models"/>

--- a/pr-preview/pr-360/estimation-handout.docx
+++ b/pr-preview/pr-360/estimation-handout.docx
@@ -15,7 +15,7 @@
         <w:pStyle w:val="Date"/>
       </w:pPr>
       <w:r>
-        <w:t xml:space="preserve">Last modified: 2026-10-19 02:23:14 (PDT)</w:t>
+        <w:t xml:space="preserve">Last modified: 2026-10-19 03:03:52 (PDT)</w:t>
       </w:r>
     </w:p>
     <w:bookmarkStart w:id="14" w:name="scientific-models"/>
@@ -4788,7 +4788,7 @@
         <w:t xml:space="preserve"> </w:t>
       </w:r>
       <w:r>
-        <w:t xml:space="preserve">Write the</w:t>
+        <w:t xml:space="preserve">Derive an expression for the</w:t>
       </w:r>
       <w:r>
         <w:t xml:space="preserve"> </w:t>
@@ -4842,8 +4842,19 @@
         <w:t xml:space="preserve"> </w:t>
       </w:r>
       <w:r>
-        <w:t xml:space="preserve">of an estimator</w:t>
-      </w:r>
+        <w:t xml:space="preserve">of an</w:t>
+      </w:r>
+      <w:r>
+        <w:t xml:space="preserve"> </w:t>
+      </w:r>
+      <w:hyperlink w:anchor="def-estimator">
+        <w:r>
+          <w:rPr>
+            <w:rStyle w:val="Hyperlink"/>
+          </w:rPr>
+          <w:t xml:space="preserve">estimator</w:t>
+        </w:r>
+      </w:hyperlink>
       <w:r>
         <w:t xml:space="preserve"> </w:t>
       </w:r>
@@ -10180,7 +10191,7 @@
         <w:t xml:space="preserve"> </w:t>
       </w:r>
       <w:r>
-        <w:t xml:space="preserve">Write the</w:t>
+        <w:t xml:space="preserve">Derive an expression for the</w:t>
       </w:r>
       <w:r>
         <w:t xml:space="preserve"> </w:t>
